--- a/GSK/public/Esercizi/03_Confronto_documenti/Istruzioni.docx
+++ b/GSK/public/Esercizi/03_Confronto_documenti/Istruzioni.docx
@@ -4,44 +4,19 @@
   <w:body>
     <w:p>
       <w:pPr>
-        <w:pStyle w:val="Heading3"/>
+        <w:pStyle w:val="Title"/>
         <w:keepNext w:val="0"/>
         <w:keepLines w:val="0"/>
         <w:spacing w:before="280" w:lineRule="auto"/>
-        <w:rPr>
-          <w:b w:val="1"/>
-          <w:color w:val="000000"/>
-          <w:sz w:val="26"/>
-          <w:szCs w:val="26"/>
-        </w:rPr>
-      </w:pPr>
-      <w:bookmarkStart w:colFirst="0" w:colLast="0" w:name="_heading=h.l7iz88wve9np" w:id="0"/>
+        <w:rPr/>
+      </w:pPr>
+      <w:bookmarkStart w:colFirst="0" w:colLast="0" w:name="_heading=h.cl3f4q1l5jv8" w:id="0"/>
       <w:bookmarkEnd w:id="0"/>
       <w:r>
         <w:rPr>
-          <w:b w:val="1"/>
-          <w:color w:val="000000"/>
-          <w:sz w:val="26"/>
-          <w:szCs w:val="26"/>
-          <w:rtl w:val="0"/>
-        </w:rPr>
-        <w:t xml:space="preserve">Diff‑Detective Challenge: individua e spiega le differenze fra due revisioni di procedura</w:t>
-      </w:r>
-    </w:p>
-    <w:p>
-      <w:pPr>
-        <w:rPr/>
-      </w:pPr>
-      <w:r>
-        <w:rPr>
-          <w:rtl w:val="0"/>
-        </w:rPr>
-        <w:t xml:space="preserve">[Obiettivo: 20 minuti]</w:t>
-      </w:r>
-      <w:r>
-        <w:rPr>
-          <w:rtl w:val="0"/>
-        </w:rPr>
+          <w:rtl w:val="0"/>
+        </w:rPr>
+        <w:t xml:space="preserve">Istruzioni</w:t>
       </w:r>
     </w:p>
     <w:p>
@@ -61,10 +36,23 @@
     </w:p>
     <w:p>
       <w:pPr>
-        <w:pStyle w:val="Heading4"/>
+        <w:pStyle w:val="Subtitle"/>
         <w:keepNext w:val="0"/>
         <w:keepLines w:val="0"/>
-        <w:spacing w:after="40" w:before="240" w:lineRule="auto"/>
+        <w:spacing w:before="280" w:lineRule="auto"/>
+        <w:rPr/>
+      </w:pPr>
+      <w:bookmarkStart w:colFirst="0" w:colLast="0" w:name="_heading=h.l7iz88wve9np" w:id="1"/>
+      <w:bookmarkEnd w:id="1"/>
+      <w:r>
+        <w:rPr>
+          <w:rtl w:val="0"/>
+        </w:rPr>
+        <w:t xml:space="preserve">Diff‑Detective Challenge: individua e spiega le differenze fra due revisioni di procedura</w:t>
+      </w:r>
+    </w:p>
+    <w:p>
+      <w:pPr>
         <w:rPr>
           <w:b w:val="1"/>
           <w:color w:val="000000"/>
@@ -72,17 +60,33 @@
           <w:szCs w:val="22"/>
         </w:rPr>
       </w:pPr>
-      <w:bookmarkStart w:colFirst="0" w:colLast="0" w:name="_heading=h.gksbuiwpfbpv" w:id="1"/>
-      <w:bookmarkEnd w:id="1"/>
-      <w:r>
-        <w:rPr>
-          <w:b w:val="1"/>
-          <w:color w:val="000000"/>
-          <w:sz w:val="22"/>
-          <w:szCs w:val="22"/>
-          <w:rtl w:val="0"/>
-        </w:rPr>
-        <w:t xml:space="preserve">📂 Contesto</w:t>
+      <w:r>
+        <w:rPr>
+          <w:rtl w:val="0"/>
+        </w:rPr>
+        <w:t xml:space="preserve">[Obiettivo: 20 minuti]</w:t>
+      </w:r>
+      <w:r>
+        <w:rPr>
+          <w:rtl w:val="0"/>
+        </w:rPr>
+      </w:r>
+    </w:p>
+    <w:p>
+      <w:pPr>
+        <w:pStyle w:val="Heading1"/>
+        <w:keepNext w:val="0"/>
+        <w:keepLines w:val="0"/>
+        <w:spacing w:after="40" w:before="240" w:lineRule="auto"/>
+        <w:rPr/>
+      </w:pPr>
+      <w:bookmarkStart w:colFirst="0" w:colLast="0" w:name="_heading=h.gksbuiwpfbpv" w:id="2"/>
+      <w:bookmarkEnd w:id="2"/>
+      <w:r>
+        <w:rPr>
+          <w:rtl w:val="0"/>
+        </w:rPr>
+        <w:t xml:space="preserve">Contesto</w:t>
       </w:r>
     </w:p>
     <w:p>
@@ -140,28 +144,19 @@
     </w:p>
     <w:p>
       <w:pPr>
-        <w:pStyle w:val="Heading4"/>
+        <w:pStyle w:val="Heading1"/>
         <w:keepNext w:val="0"/>
         <w:keepLines w:val="0"/>
         <w:spacing w:after="40" w:before="240" w:lineRule="auto"/>
-        <w:rPr>
-          <w:b w:val="1"/>
-          <w:color w:val="000000"/>
-          <w:sz w:val="22"/>
-          <w:szCs w:val="22"/>
-        </w:rPr>
-      </w:pPr>
-      <w:bookmarkStart w:colFirst="0" w:colLast="0" w:name="_heading=h.4i6yyfytuxhl" w:id="2"/>
-      <w:bookmarkEnd w:id="2"/>
-      <w:r>
-        <w:rPr>
-          <w:b w:val="1"/>
-          <w:color w:val="000000"/>
-          <w:sz w:val="22"/>
-          <w:szCs w:val="22"/>
-          <w:rtl w:val="0"/>
-        </w:rPr>
-        <w:t xml:space="preserve">🎯 Obiettivi</w:t>
+        <w:rPr/>
+      </w:pPr>
+      <w:bookmarkStart w:colFirst="0" w:colLast="0" w:name="_heading=h.4i6yyfytuxhl" w:id="3"/>
+      <w:bookmarkEnd w:id="3"/>
+      <w:r>
+        <w:rPr>
+          <w:rtl w:val="0"/>
+        </w:rPr>
+        <w:t xml:space="preserve">Obiettivi</w:t>
       </w:r>
     </w:p>
     <w:p>
@@ -214,7 +209,7 @@
         <w:rPr>
           <w:rtl w:val="0"/>
         </w:rPr>
-        <w:t xml:space="preserve">Formulare, con l’aiuto di Gigi, possibili motivazioni/razionali dietro ogni modifica.</w:t>
+        <w:t xml:space="preserve">Formulare, con l’aiuto di Gigi, possibili cause dietro ogni modifica.</w:t>
       </w:r>
     </w:p>
     <w:p>
@@ -234,28 +229,19 @@
     </w:p>
     <w:p>
       <w:pPr>
-        <w:pStyle w:val="Heading4"/>
+        <w:pStyle w:val="Heading1"/>
         <w:keepNext w:val="0"/>
         <w:keepLines w:val="0"/>
         <w:spacing w:after="40" w:before="240" w:lineRule="auto"/>
-        <w:rPr>
-          <w:b w:val="1"/>
-          <w:color w:val="000000"/>
-          <w:sz w:val="22"/>
-          <w:szCs w:val="22"/>
-        </w:rPr>
-      </w:pPr>
-      <w:bookmarkStart w:colFirst="0" w:colLast="0" w:name="_heading=h.a8u8zsjxy7l3" w:id="3"/>
-      <w:bookmarkEnd w:id="3"/>
-      <w:r>
-        <w:rPr>
-          <w:b w:val="1"/>
-          <w:color w:val="000000"/>
-          <w:sz w:val="22"/>
-          <w:szCs w:val="22"/>
-          <w:rtl w:val="0"/>
-        </w:rPr>
-        <w:t xml:space="preserve">📁 Materiali</w:t>
+        <w:rPr/>
+      </w:pPr>
+      <w:bookmarkStart w:colFirst="0" w:colLast="0" w:name="_heading=h.a8u8zsjxy7l3" w:id="4"/>
+      <w:bookmarkEnd w:id="4"/>
+      <w:r>
+        <w:rPr>
+          <w:rtl w:val="0"/>
+        </w:rPr>
+        <w:t xml:space="preserve">Materiali</w:t>
       </w:r>
     </w:p>
     <w:p>
@@ -357,74 +343,47 @@
     </w:p>
     <w:p>
       <w:pPr>
-        <w:pStyle w:val="Heading4"/>
+        <w:pStyle w:val="Heading1"/>
         <w:keepNext w:val="0"/>
         <w:keepLines w:val="0"/>
         <w:spacing w:after="40" w:before="240" w:lineRule="auto"/>
-        <w:rPr>
-          <w:b w:val="1"/>
-          <w:color w:val="000000"/>
-          <w:sz w:val="22"/>
-          <w:szCs w:val="22"/>
-        </w:rPr>
-      </w:pPr>
-      <w:bookmarkStart w:colFirst="0" w:colLast="0" w:name="_heading=h.jz4p4muz9epq" w:id="4"/>
-      <w:bookmarkEnd w:id="4"/>
-      <w:sdt>
-        <w:sdtPr>
-          <w:id w:val="-81308661"/>
-          <w:tag w:val="goog_rdk_0"/>
-        </w:sdtPr>
-        <w:sdtContent>
-          <w:r>
-            <w:rPr>
-              <w:rFonts w:ascii="Arial Unicode MS" w:cs="Arial Unicode MS" w:eastAsia="Arial Unicode MS" w:hAnsi="Arial Unicode MS"/>
-              <w:b w:val="1"/>
-              <w:color w:val="000000"/>
-              <w:sz w:val="22"/>
-              <w:szCs w:val="22"/>
-              <w:rtl w:val="0"/>
-            </w:rPr>
-            <w:t xml:space="preserve">✅ Step</w:t>
-          </w:r>
-        </w:sdtContent>
-      </w:sdt>
-      <w:r>
-        <w:rPr>
-          <w:rtl w:val="0"/>
-        </w:rPr>
-      </w:r>
-    </w:p>
-    <w:p>
-      <w:pPr>
-        <w:pStyle w:val="Heading3"/>
+        <w:rPr/>
+      </w:pPr>
+      <w:bookmarkStart w:colFirst="0" w:colLast="0" w:name="_heading=h.jz4p4muz9epq" w:id="5"/>
+      <w:bookmarkEnd w:id="5"/>
+      <w:r>
+        <w:rPr>
+          <w:rtl w:val="0"/>
+        </w:rPr>
+        <w:t xml:space="preserve">Step</w:t>
+      </w:r>
+    </w:p>
+    <w:p>
+      <w:pPr>
+        <w:rPr/>
+      </w:pPr>
+      <w:r>
+        <w:rPr>
+          <w:rtl w:val="0"/>
+        </w:rPr>
+        <w:t xml:space="preserve">Questo esercizio sarà più guidato rispetto ai precedenti, passiamo alle varie fasi degli esercizi.</w:t>
+      </w:r>
+    </w:p>
+    <w:p>
+      <w:pPr>
+        <w:pStyle w:val="Heading2"/>
         <w:keepNext w:val="0"/>
         <w:keepLines w:val="0"/>
         <w:spacing w:before="280" w:lineRule="auto"/>
-        <w:rPr>
-          <w:b w:val="1"/>
-          <w:color w:val="000000"/>
-          <w:sz w:val="26"/>
-          <w:szCs w:val="26"/>
-        </w:rPr>
-      </w:pPr>
-      <w:bookmarkStart w:colFirst="0" w:colLast="0" w:name="_heading=h.tnbsp9pwqqmy" w:id="5"/>
-      <w:bookmarkEnd w:id="5"/>
-      <w:r>
-        <w:rPr>
-          <w:rFonts w:ascii="Fira Mono" w:cs="Fira Mono" w:eastAsia="Fira Mono" w:hAnsi="Fira Mono"/>
-          <w:b w:val="1"/>
-          <w:color w:val="000000"/>
-          <w:sz w:val="26"/>
-          <w:szCs w:val="26"/>
-          <w:rtl w:val="0"/>
-        </w:rPr>
-        <w:t xml:space="preserve">⭐ Fase 1 – Prima comparazione (10 min)</w:t>
-      </w:r>
-      <w:r>
-        <w:rPr>
-          <w:rtl w:val="0"/>
-        </w:rPr>
+        <w:rPr/>
+      </w:pPr>
+      <w:bookmarkStart w:colFirst="0" w:colLast="0" w:name="_heading=h.tnbsp9pwqqmy" w:id="6"/>
+      <w:bookmarkEnd w:id="6"/>
+      <w:r>
+        <w:rPr>
+          <w:rtl w:val="0"/>
+        </w:rPr>
+        <w:t xml:space="preserve">Fase 1 – Prima comparazione (10 min)</w:t>
       </w:r>
     </w:p>
     <w:p>
@@ -490,39 +449,24 @@
         <w:rPr>
           <w:rtl w:val="0"/>
         </w:rPr>
-        <w:t xml:space="preserve"> (aggiunte, eliminazioni, modifiche) in formato tabella: sezione / frase rev 49 / frase rev 50."</w:t>
-      </w:r>
-    </w:p>
-    <w:p>
-      <w:pPr>
-        <w:pStyle w:val="Heading3"/>
+        <w:t xml:space="preserve"> (aggiunte, parti eliminate, modifiche) in formato tabella: sezione / frase rev 49 / frase rev 50."</w:t>
+      </w:r>
+    </w:p>
+    <w:p>
+      <w:pPr>
+        <w:pStyle w:val="Heading2"/>
         <w:keepNext w:val="0"/>
         <w:keepLines w:val="0"/>
         <w:spacing w:before="280" w:lineRule="auto"/>
-        <w:rPr>
-          <w:b w:val="1"/>
-          <w:color w:val="000000"/>
-          <w:sz w:val="26"/>
-          <w:szCs w:val="26"/>
-        </w:rPr>
-      </w:pPr>
-      <w:bookmarkStart w:colFirst="0" w:colLast="0" w:name="_heading=h.po9qhaw6yjxv" w:id="6"/>
-      <w:bookmarkEnd w:id="6"/>
-      <w:r>
-        <w:rPr>
-          <w:rFonts w:ascii="Fira Mono" w:cs="Fira Mono" w:eastAsia="Fira Mono" w:hAnsi="Fira Mono"/>
-          <w:b w:val="1"/>
-          <w:color w:val="000000"/>
-          <w:sz w:val="26"/>
-          <w:szCs w:val="26"/>
-          <w:rtl w:val="0"/>
-        </w:rPr>
-        <w:t xml:space="preserve">⭐ Fase 2 – Localizzazione dettagliata (10 min)</w:t>
-      </w:r>
-      <w:r>
-        <w:rPr>
-          <w:rtl w:val="0"/>
-        </w:rPr>
+        <w:rPr/>
+      </w:pPr>
+      <w:bookmarkStart w:colFirst="0" w:colLast="0" w:name="_heading=h.po9qhaw6yjxv" w:id="7"/>
+      <w:bookmarkEnd w:id="7"/>
+      <w:r>
+        <w:rPr>
+          <w:rtl w:val="0"/>
+        </w:rPr>
+        <w:t xml:space="preserve">Fase 2 – Localizzazione dettagliata (10 min)</w:t>
       </w:r>
     </w:p>
     <w:p>
@@ -547,34 +491,19 @@
     </w:p>
     <w:p>
       <w:pPr>
-        <w:pStyle w:val="Heading3"/>
+        <w:pStyle w:val="Heading2"/>
         <w:keepNext w:val="0"/>
         <w:keepLines w:val="0"/>
         <w:spacing w:before="280" w:lineRule="auto"/>
-        <w:rPr>
-          <w:b w:val="1"/>
-          <w:color w:val="000000"/>
-          <w:sz w:val="26"/>
-          <w:szCs w:val="26"/>
-        </w:rPr>
-      </w:pPr>
-      <w:bookmarkStart w:colFirst="0" w:colLast="0" w:name="_heading=h.tog7n1hb1nj1" w:id="7"/>
-      <w:bookmarkEnd w:id="7"/>
-      <w:r>
-        <w:rPr>
-          <w:rFonts w:ascii="Fira Mono" w:cs="Fira Mono" w:eastAsia="Fira Mono" w:hAnsi="Fira Mono"/>
-          <w:b w:val="1"/>
-          <w:color w:val="000000"/>
-          <w:sz w:val="26"/>
-          <w:szCs w:val="26"/>
-          <w:rtl w:val="0"/>
-        </w:rPr>
-        <w:t xml:space="preserve">⭐ Fase 3 – Analisi del perché (10 min)</w:t>
-      </w:r>
-      <w:r>
-        <w:rPr>
-          <w:rtl w:val="0"/>
-        </w:rPr>
+        <w:rPr/>
+      </w:pPr>
+      <w:bookmarkStart w:colFirst="0" w:colLast="0" w:name="_heading=h.tog7n1hb1nj1" w:id="8"/>
+      <w:bookmarkEnd w:id="8"/>
+      <w:r>
+        <w:rPr>
+          <w:rtl w:val="0"/>
+        </w:rPr>
+        <w:t xml:space="preserve">Fase 3 – Analisi del perché (10 min)</w:t>
       </w:r>
     </w:p>
     <w:p>
@@ -632,34 +561,19 @@
     </w:p>
     <w:p>
       <w:pPr>
-        <w:pStyle w:val="Heading3"/>
+        <w:pStyle w:val="Heading2"/>
         <w:keepNext w:val="0"/>
         <w:keepLines w:val="0"/>
         <w:spacing w:before="280" w:lineRule="auto"/>
-        <w:rPr>
-          <w:b w:val="1"/>
-          <w:color w:val="000000"/>
-          <w:sz w:val="26"/>
-          <w:szCs w:val="26"/>
-        </w:rPr>
-      </w:pPr>
-      <w:bookmarkStart w:colFirst="0" w:colLast="0" w:name="_heading=h.o2sgs6d73yx7" w:id="8"/>
-      <w:bookmarkEnd w:id="8"/>
-      <w:r>
-        <w:rPr>
-          <w:rFonts w:ascii="Fira Mono" w:cs="Fira Mono" w:eastAsia="Fira Mono" w:hAnsi="Fira Mono"/>
-          <w:b w:val="1"/>
-          <w:color w:val="000000"/>
-          <w:sz w:val="26"/>
-          <w:szCs w:val="26"/>
-          <w:rtl w:val="0"/>
-        </w:rPr>
-        <w:t xml:space="preserve">⭐ Fase 4 – Output finale (5 min)</w:t>
-      </w:r>
-      <w:r>
-        <w:rPr>
-          <w:rtl w:val="0"/>
-        </w:rPr>
+        <w:rPr/>
+      </w:pPr>
+      <w:bookmarkStart w:colFirst="0" w:colLast="0" w:name="_heading=h.o2sgs6d73yx7" w:id="9"/>
+      <w:bookmarkEnd w:id="9"/>
+      <w:r>
+        <w:rPr>
+          <w:rtl w:val="0"/>
+        </w:rPr>
+        <w:t xml:space="preserve">Fase 4 – Output finale (5 min)</w:t>
       </w:r>
     </w:p>
     <w:p>
@@ -712,28 +626,19 @@
     </w:p>
     <w:p>
       <w:pPr>
-        <w:pStyle w:val="Heading4"/>
+        <w:pStyle w:val="Heading1"/>
         <w:keepNext w:val="0"/>
         <w:keepLines w:val="0"/>
         <w:spacing w:after="40" w:before="240" w:lineRule="auto"/>
-        <w:rPr>
-          <w:b w:val="1"/>
-          <w:color w:val="000000"/>
-          <w:sz w:val="22"/>
-          <w:szCs w:val="22"/>
-        </w:rPr>
-      </w:pPr>
-      <w:bookmarkStart w:colFirst="0" w:colLast="0" w:name="_heading=h.2d8uamqazpyf" w:id="9"/>
-      <w:bookmarkEnd w:id="9"/>
-      <w:r>
-        <w:rPr>
-          <w:b w:val="1"/>
-          <w:color w:val="000000"/>
-          <w:sz w:val="22"/>
-          <w:szCs w:val="22"/>
-          <w:rtl w:val="0"/>
-        </w:rPr>
-        <w:t xml:space="preserve">📄 Output atteso</w:t>
+        <w:rPr/>
+      </w:pPr>
+      <w:bookmarkStart w:colFirst="0" w:colLast="0" w:name="_heading=h.2d8uamqazpyf" w:id="10"/>
+      <w:bookmarkEnd w:id="10"/>
+      <w:r>
+        <w:rPr>
+          <w:rtl w:val="0"/>
+        </w:rPr>
+        <w:t xml:space="preserve">Output atteso</w:t>
       </w:r>
     </w:p>
     <w:p>
@@ -1667,7 +1572,7 @@
 
 <file path=customXML/item1.xml><?xml version="1.0" encoding="utf-8"?>
 <go:gDocsCustomXmlDataStorage xmlns:go="http://customooxmlschemas.google.com/" xmlns:r="http://schemas.openxmlformats.org/officeDocument/2006/relationships" uri="GoogleDocsCustomDataVersion2">
-  <go:docsCustomData xmlns:go="http://customooxmlschemas.google.com/" roundtripDataSignature="AMtx7miqAzyJijLidhcW1jbnVxHF5/8x7Q==">CgMxLjAaJAoBMBIfCh0IB0IZCgVBcmltbxIQQXJpYWwgVW5pY29kZSBNUzIOaC5sN2l6ODh3dmU5bnAyDmguZ2tzYnVpd3BmYnB2Mg5oLjRpNnl5Znl0dXhobDIOaC5hOHU4enNqeHk3bDMyDmguano0cDRtdXo5ZXBxMg5oLnRuYnNwOXB3cXFteTIOaC5wbzlxaGF3NnlqeHYyDmgudG9nN24xaGIxbmoxMg5oLm8yc2dzNmQ3M3l4NzIOaC4yZDh1YW1xYXpweWY4AHIhMS1LYy14S2NwaWdWWHlnWXBJeEd4S0kxeFRqQkl6LTZv</go:docsCustomData>
+  <go:docsCustomData xmlns:go="http://customooxmlschemas.google.com/" roundtripDataSignature="AMtx7mhEb7rfFwlTBGse38+4i56yH3ghEw==">CgMxLjAyDmguY2wzZjRxMWw1anY4Mg5oLmw3aXo4OHd2ZTlucDIOaC5na3NidWl3cGZicHYyDmguNGk2eXlmeXR1eGhsMg5oLmE4dTh6c2p4eTdsMzIOaC5qejRwNG11ejllcHEyDmgudG5ic3A5cHdxcW15Mg5oLnBvOXFoYXc2eWp4djIOaC50b2c3bjFoYjFuajEyDmgubzJzZ3M2ZDczeXg3Mg5oLjJkOHVhbXFhenB5ZjgAciExLUtjLXhLY3BpZ1ZYeWdZcEl4R3hLSTF4VGpCSXotNm8=</go:docsCustomData>
 </go:gDocsCustomXmlDataStorage>
 </file>
 
